--- a/DOCUMENTS/docs/PRINTING_ARCHITECTURE_STANDARD.docx
+++ b/DOCUMENTS/docs/PRINTING_ARCHITECTURE_STANDARD.docx
@@ -948,6 +948,19 @@
       </w:pPr>
       <w:r>
         <w:t xml:space="preserve">For private-LAN sites, prefer NETWORK_IPP with site gateway over ad hoc workstation browser flows.</w:t>
+      </w:r>
+    </w:p>
+    <w:p>
+      <w:pPr>
+        <w:pStyle w:val="ListParagraph"/>
+        <w:numPr>
+          <w:ilvl w:val="0"/>
+          <w:numId w:val="1"/>
+        </w:numPr>
+        <w:spacing w:after="50"/>
+      </w:pPr>
+      <w:r>
+        <w:t xml:space="preserve">For Docker deployments on AWS Lightsail, standard operations are docker compose build, docker compose run --rm backend npx prisma migrate deploy, and docker compose up -d --force-recreate, not ad hoc systemctl restarts.</w:t>
       </w:r>
     </w:p>
     <w:p>

--- a/DOCUMENTS/docs/PRINTING_ARCHITECTURE_STANDARD.docx
+++ b/DOCUMENTS/docs/PRINTING_ARCHITECTURE_STANDARD.docx
@@ -348,6 +348,19 @@
       </w:r>
     </w:p>
     <w:p>
+      <w:pPr>
+        <w:pStyle w:val="ListParagraph"/>
+        <w:numPr>
+          <w:ilvl w:val="0"/>
+          <w:numId w:val="1"/>
+        </w:numPr>
+        <w:spacing w:after="50"/>
+      </w:pPr>
+      <w:r>
+        <w:t xml:space="preserve">distribute the connector through the in-app Install Connector page and versioned installer URLs</w:t>
+      </w:r>
+    </w:p>
+    <w:p>
       <w:r>
         <w:t xml:space="preserve"/>
       </w:r>
@@ -737,6 +750,176 @@
       </w:pPr>
       <w:r>
         <w:t xml:space="preserve">This is the approved pattern for private manufacturer networks.</w:t>
+      </w:r>
+    </w:p>
+    <w:p>
+      <w:r>
+        <w:t xml:space="preserve"/>
+      </w:r>
+    </w:p>
+    <w:p>
+      <w:pPr>
+        <w:pStyle w:val="Heading2"/>
+        <w:spacing w:before="180" w:after="100"/>
+      </w:pPr>
+      <w:r>
+        <w:t xml:space="preserve">Connector distribution standard</w:t>
+      </w:r>
+    </w:p>
+    <w:p>
+      <w:r>
+        <w:t xml:space="preserve"/>
+      </w:r>
+    </w:p>
+    <w:p>
+      <w:pPr>
+        <w:spacing w:after="80"/>
+      </w:pPr>
+      <w:r>
+        <w:t xml:space="preserve">MSCQR now distributes the workstation connector through one product-safe path:</w:t>
+      </w:r>
+    </w:p>
+    <w:p>
+      <w:r>
+        <w:t xml:space="preserve"/>
+      </w:r>
+    </w:p>
+    <w:p>
+      <w:pPr>
+        <w:pStyle w:val="ListParagraph"/>
+        <w:numPr>
+          <w:ilvl w:val="0"/>
+          <w:numId w:val="1"/>
+        </w:numPr>
+        <w:spacing w:after="50"/>
+      </w:pPr>
+      <w:r>
+        <w:t xml:space="preserve">invite email includes:</w:t>
+      </w:r>
+    </w:p>
+    <w:p>
+      <w:pPr>
+        <w:spacing w:after="80"/>
+      </w:pPr>
+      <w:r>
+        <w:t xml:space="preserve">the activation link</w:t>
+      </w:r>
+    </w:p>
+    <w:p>
+      <w:pPr>
+        <w:spacing w:after="80"/>
+      </w:pPr>
+      <w:r>
+        <w:t xml:space="preserve">and the Install Connector link</w:t>
+      </w:r>
+    </w:p>
+    <w:p>
+      <w:pPr>
+        <w:pStyle w:val="ListParagraph"/>
+        <w:numPr>
+          <w:ilvl w:val="0"/>
+          <w:numId w:val="1"/>
+        </w:numPr>
+        <w:spacing w:after="50"/>
+      </w:pPr>
+      <w:r>
+        <w:t xml:space="preserve">the public Install Connector page offers the latest Mac and Windows packages</w:t>
+      </w:r>
+    </w:p>
+    <w:p>
+      <w:pPr>
+        <w:pStyle w:val="ListParagraph"/>
+        <w:numPr>
+          <w:ilvl w:val="0"/>
+          <w:numId w:val="1"/>
+        </w:numPr>
+        <w:spacing w:after="50"/>
+      </w:pPr>
+      <w:r>
+        <w:t xml:space="preserve">versioned download URLs point to packaged artifacts stored under the connector release manifest</w:t>
+      </w:r>
+    </w:p>
+    <w:p>
+      <w:pPr>
+        <w:pStyle w:val="ListParagraph"/>
+        <w:numPr>
+          <w:ilvl w:val="0"/>
+          <w:numId w:val="1"/>
+        </w:numPr>
+        <w:spacing w:after="50"/>
+      </w:pPr>
+      <w:r>
+        <w:t xml:space="preserve">the app help pages and manufacturer onboarding flow point to the same download page</w:t>
+      </w:r>
+    </w:p>
+    <w:p>
+      <w:r>
+        <w:t xml:space="preserve"/>
+      </w:r>
+    </w:p>
+    <w:p>
+      <w:pPr>
+        <w:spacing w:after="80"/>
+      </w:pPr>
+      <w:r>
+        <w:t xml:space="preserve">This keeps manufacturer onboarding consistent across:</w:t>
+      </w:r>
+    </w:p>
+    <w:p>
+      <w:r>
+        <w:t xml:space="preserve"/>
+      </w:r>
+    </w:p>
+    <w:p>
+      <w:pPr>
+        <w:pStyle w:val="ListParagraph"/>
+        <w:numPr>
+          <w:ilvl w:val="0"/>
+          <w:numId w:val="1"/>
+        </w:numPr>
+        <w:spacing w:after="50"/>
+      </w:pPr>
+      <w:r>
+        <w:t xml:space="preserve">onboarding email</w:t>
+      </w:r>
+    </w:p>
+    <w:p>
+      <w:pPr>
+        <w:pStyle w:val="ListParagraph"/>
+        <w:numPr>
+          <w:ilvl w:val="0"/>
+          <w:numId w:val="1"/>
+        </w:numPr>
+        <w:spacing w:after="50"/>
+      </w:pPr>
+      <w:r>
+        <w:t xml:space="preserve">accept-invite page</w:t>
+      </w:r>
+    </w:p>
+    <w:p>
+      <w:pPr>
+        <w:pStyle w:val="ListParagraph"/>
+        <w:numPr>
+          <w:ilvl w:val="0"/>
+          <w:numId w:val="1"/>
+        </w:numPr>
+        <w:spacing w:after="50"/>
+      </w:pPr>
+      <w:r>
+        <w:t xml:space="preserve">dashboard printer onboarding</w:t>
+      </w:r>
+    </w:p>
+    <w:p>
+      <w:pPr>
+        <w:pStyle w:val="ListParagraph"/>
+        <w:numPr>
+          <w:ilvl w:val="0"/>
+          <w:numId w:val="1"/>
+        </w:numPr>
+        <w:spacing w:after="50"/>
+      </w:pPr>
+      <w:r>
+        <w:t xml:space="preserve">printer help documentation</w:t>
       </w:r>
     </w:p>
     <w:p>
